--- a/out/04_Legal/SNX-LEG-REG-04 Company Legal Documents Register (Rev00 DRAFT).docx
+++ b/out/04_Legal/SNX-LEG-REG-04 Company Legal Documents Register (Rev00 DRAFT).docx
@@ -4580,7 +4580,7 @@
           <w:sz w:val="24"/>
           <w:szCs w:val="24"/>
         </w:rPr>
-        <w:t xml:space="preserve">2. Staff Legal mengisi Kategori, Judul Dokumen, Nomor Dokumen, Pihak, Nomor Versi, Tanggal Berlaku, dan Tanggal Berakhir dari dokumen asli.</w:t>
+        <w:t xml:space="preserve">2. Staff Legal menentukan Kategori menurut bagian Istilah, dan mengisi Judul Dokumen, Nomor Dokumen, Pihak, Nomor Versi, Tanggal Berlaku, dan Tanggal Berakhir dari dokumen asli atau, untuk dokumen yang hanya ada secara elektronik, dari salinan elektroniknya.</w:t>
       </w:r>
     </w:p>
     <w:p>
@@ -4820,7 +4820,7 @@
           <w:sz w:val="24"/>
           <w:szCs w:val="24"/>
         </w:rPr>
-        <w:t xml:space="preserve">12. Staff Legal mengubah status dokumen menjadi Dimusnahkan setelah pemusnahan menurut SNX-LEG-SOP-03 prosedur 6.7. Barisnya tetap disimpan di register (USULAN).</w:t>
+        <w:t xml:space="preserve">12. Staff Legal mengubah status dokumen menjadi Dimusnahkan setelah pemusnahan menurut SNX-LEG-SOP-03 prosedur 6.7. Staff Legal tetap menyimpan barisnya di register (USULAN).</w:t>
       </w:r>
     </w:p>
     <w:p>
@@ -5018,7 +5018,7 @@
                 <w:sz w:val="24"/>
                 <w:szCs w:val="24"/>
               </w:rPr>
-              <w:t>Mencatat dokumen, mengisi kolom register, memeriksa register tiap bulan, mengubah status, mengisi penanda Legal Hold dan keputusan evaluasi, dan menyimpan register (Ketentuan butir 1 sampai 6, 8, 10 sampai 12, dan 14).</w:t>
+              <w:t>Mencatat dokumen, mengisi kolom register, memeriksa register, mengubah status, mengisi penanda Legal Hold dan keputusan evaluasi, dan menyimpan register (Ketentuan butir 1 sampai 6, 8, 10 sampai 12, dan 14).</w:t>
             </w:r>
           </w:p>
         </w:tc>
@@ -5130,7 +5130,7 @@
           <w:sz w:val="24"/>
           <w:szCs w:val="24"/>
         </w:rPr>
-        <w:t xml:space="preserve">Pembagian tugas antara Staff Legal dan Line Manager Legal mengikuti SNX-LEG-SOP-03 dan berstatus (USULAN). Nama jabatan Staff Legal dan Line Manager Legal mengikuti SNX-HR-ORG-01. Pembuat, pemeriksa, dan penyetuju dokumen ini tercantum di blok Approval pada halaman depan.</w:t>
+        <w:t xml:space="preserve">Pembagian tugas antara Staff Legal dan Line Manager Legal mengikuti SNX-LEG-SOP-03 dan berstatus (USULAN). Staff Legal dan Line Manager Legal adalah nama peran yang dipetakan ke jabatan Legal &amp; Compliance (JA-09 dan JA-08) di SNX-HR-ORG-01 (USULAN). Pembuat, pemeriksa, dan penyetuju dokumen ini tercantum di blok Approval pada halaman depan.</w:t>
       </w:r>
     </w:p>
     <w:p>
@@ -5191,7 +5191,7 @@
           <w:sz w:val="24"/>
           <w:szCs w:val="24"/>
         </w:rPr>
-        <w:t xml:space="preserve">2. Kolom ID Register memuat nomor urut baris. Nomor itu sama di keempat tabel dan tidak dipakai ulang untuk dokumen lain, termasuk bila dokumennya sudah dimusnahkan (USULAN).</w:t>
+        <w:t xml:space="preserve">2. Kolom ID Register memuat nomor urut baris. Nomor itu sama di keempat tabel, dan Staff Legal tidak memakainya ulang untuk dokumen lain (USULAN).</w:t>
       </w:r>
     </w:p>
     <w:p>
@@ -5263,7 +5263,7 @@
           <w:sz w:val="24"/>
           <w:szCs w:val="24"/>
         </w:rPr>
-        <w:t xml:space="preserve">5. Kolom Pihak memuat nama pihak lain pada dokumen. Untuk dokumen tanpa pihak lain, kolom diisi SINUX (SNX-LEG-SOP-03 butir 4.4).</w:t>
+        <w:t xml:space="preserve">5. Kolom Pihak memuat nama pihak lain pada dokumen. Untuk dokumen tanpa pihak lain, kolom diisi SINUX, sama dengan bagian NamaPihak pada nama berkas (SNX-LEG-SOP-03 butir 4.4, USULAN).</w:t>
       </w:r>
     </w:p>
     <w:p>
@@ -5335,7 +5335,7 @@
           <w:sz w:val="24"/>
           <w:szCs w:val="24"/>
         </w:rPr>
-        <w:t xml:space="preserve">8. Kolom Tanggal Berlaku dan Tanggal Berakhir memuat tanggal yang tertulis pada dokumen asli. Untuk dokumen tanpa tanggal berakhir, kolom Tanggal Berakhir memuat tulisan tidak ada masa berlaku (USULAN).</w:t>
+        <w:t xml:space="preserve">8. Kolom Tanggal Berlaku dan Tanggal Berakhir memuat tanggal yang tertulis pada dokumen asli atau salinan elektroniknya. Untuk dokumen tanpa tanggal berakhir, kolom Tanggal Berakhir memuat tulisan tidak ada masa berlaku (USULAN).</w:t>
       </w:r>
     </w:p>
     <w:p>
@@ -5492,7 +5492,7 @@
           <w:sz w:val="24"/>
           <w:szCs w:val="24"/>
         </w:rPr>
-        <w:t xml:space="preserve">Baris 1 sampai 10 disediakan dan semua sel data kosong. Kolom ID Register sudah bernomor. Nilai pada kolom Kategori, Status, Tingkat Klasifikasi, dan Keputusan Evaluasi dipilih dari nilai yang tertulis di bagian Istilah dan Petunjuk Pengisian.</w:t>
+        <w:t xml:space="preserve">Baris 1 sampai 10 sudah bernomor di kolom ID Register, dan semua sel datanya kosong. Staff Legal memilih nilai kolom Kategori, Status, Tingkat Klasifikasi, dan Keputusan Evaluasi dari nilai yang tertulis di bagian Istilah dan Petunjuk Pengisian.</w:t>
       </w:r>
     </w:p>
     <w:p>
@@ -12402,7 +12402,7 @@
                 <w:sz w:val="24"/>
                 <w:szCs w:val="24"/>
               </w:rPr>
-              <w:t>Struktur Organisasi SINUX. Sumber nama jabatan Line Manager Legal dan Staff Legal.</w:t>
+              <w:t>Struktur Organisasi SINUX. Sumber nama peran Line Manager Legal dan Staff Legal. Pemetaannya ke jabatan Legal &amp; Compliance berstatus (USULAN).</w:t>
             </w:r>
           </w:p>
         </w:tc>
@@ -12652,7 +12652,7 @@
                 <w:sz w:val="24"/>
                 <w:szCs w:val="24"/>
               </w:rPr>
-              <w:t>Berlaku sampai digantikan. Baris dokumen yang dimusnahkan tetap disimpan (USULAN, SNX-LEG-SOP-03 bagian 11).</w:t>
+              <w:t>Berlaku sampai digantikan (USULAN, SNX-LEG-SOP-03 bagian 11). Baris dokumen yang dimusnahkan mengikuti Ketentuan butir 12.</w:t>
             </w:r>
           </w:p>
         </w:tc>
@@ -13427,7 +13427,7 @@
           <w:sz w:val="24"/>
           <w:szCs w:val="24"/>
         </w:rPr>
-        <w:t xml:space="preserve">Register ini berstatus Draft dan baru berlaku sesudah Direktur Utama menandatangani blok Approval. Line Manager Legal meninjau dokumen ini setiap tahun, dan Staff Legal memeriksa isi register setiap bulan menurut Ketentuan butir 4.</w:t>
+        <w:t xml:space="preserve">Register ini berstatus Draft dan baru berlaku sesudah Direktur Utama menandatangani blok Approval. Line Manager Legal meninjau dokumen ini setiap tahun. Staff Legal memeriksa isi register menurut Ketentuan butir 4.</w:t>
       </w:r>
     </w:p>
     <w:sectPr>

--- a/out/04_Legal/SNX-LEG-REG-04 Company Legal Documents Register (Rev00 DRAFT).docx
+++ b/out/04_Legal/SNX-LEG-REG-04 Company Legal Documents Register (Rev00 DRAFT).docx
@@ -1801,7 +1801,7 @@
           </w:tcPr>
           <w:p>
             <w:r>
-              <w:t>Staff Legal</w:t>
+              <w:t>Alif Altamziz / Staff Legal</w:t>
             </w:r>
           </w:p>
         </w:tc>
@@ -1903,7 +1903,7 @@
           </w:tcPr>
           <w:p>
             <w:r>
-              <w:t>Line Manager Legal</w:t>
+              <w:t>Ester Febe Utomo / Line Manager Legal</w:t>
             </w:r>
           </w:p>
         </w:tc>
@@ -4652,7 +4652,7 @@
           <w:sz w:val="24"/>
           <w:szCs w:val="24"/>
         </w:rPr>
-        <w:t xml:space="preserve">5. Staff Legal mencatat Lokasi Simpan Salinan Elektronik dan Lokasi Dokumen Asli dalam batas waktu pengarsipan di SNX-LEG-SOP-03 bagian 8.</w:t>
+        <w:t xml:space="preserve">5. Staff Legal mencatat Lokasi Simpan Salinan Elektronik dalam batas waktu pengarsipan di SNX-LEG-SOP-03 bagian 8, dan mencatat Lokasi Dokumen Asli menurut SNX-LEG-SOP-03 prosedur 6.3 langkah 4.</w:t>
       </w:r>
     </w:p>
     <w:p>
@@ -5130,7 +5130,7 @@
           <w:sz w:val="24"/>
           <w:szCs w:val="24"/>
         </w:rPr>
-        <w:t xml:space="preserve">Pembagian tugas antara Staff Legal dan Line Manager Legal mengikuti SNX-LEG-SOP-03 dan berstatus (USULAN). Staff Legal dan Line Manager Legal adalah nama peran yang dipetakan ke jabatan Legal &amp; Compliance (JA-09 dan JA-08) di SNX-HR-ORG-01 (USULAN). Pembuat, pemeriksa, dan penyetuju dokumen ini tercantum di blok Approval pada halaman depan.</w:t>
+        <w:t xml:space="preserve">Pembagian tugas antara Staff Legal dan Line Manager Legal mengikuti SNX-LEG-SOP-03 dan berstatus (USULAN). Staff Legal dan Line Manager Legal adalah nama peran yang dipetakan ke jabatan Legal &amp; Compliance (JA-09 dan JA-08) di SNX-HR-ORG-01. Pembuat, pemeriksa, dan penyetuju dokumen ini tercantum di blok Approval pada halaman depan.</w:t>
       </w:r>
     </w:p>
     <w:p>
@@ -12402,7 +12402,7 @@
                 <w:sz w:val="24"/>
                 <w:szCs w:val="24"/>
               </w:rPr>
-              <w:t>Struktur Organisasi SINUX. Sumber nama peran Line Manager Legal dan Staff Legal. Pemetaannya ke jabatan Legal &amp; Compliance berstatus (USULAN).</w:t>
+              <w:t>Struktur Organisasi SINUX. Sumber nama peran Line Manager Legal dan Staff Legal, yang dipetakan ke jabatan Legal &amp; Compliance (JA-09 dan JA-08).</w:t>
             </w:r>
           </w:p>
         </w:tc>

--- a/out/04_Legal/SNX-LEG-REG-04 Company Legal Documents Register (Rev00 DRAFT).docx
+++ b/out/04_Legal/SNX-LEG-REG-04 Company Legal Documents Register (Rev00 DRAFT).docx
@@ -12402,7 +12402,7 @@
                 <w:sz w:val="24"/>
                 <w:szCs w:val="24"/>
               </w:rPr>
-              <w:t>Struktur Organisasi SINUX. Sumber nama peran Line Manager Legal dan Staff Legal, yang dipetakan ke jabatan Legal &amp; Compliance (JA-09 dan JA-08).</w:t>
+              <w:t>Struktur Organisasi SINUX. Sumber nama peran Line Manager Legal dan Staff Legal, yang dipetakan ke jabatan Legal &amp; Compliance (JA-08 dan JA-09).</w:t>
             </w:r>
           </w:p>
         </w:tc>
